--- a/Наладчик контрольно-измерительных приборов и автоматики/повышение квалификации 14919 Наладчик контрольно-измерительных приборов и автоматики/Лекции МДК 01.01  07 Проверка сопротивления изоляции, фазировка, проверка полярности.docx
+++ b/Наладчик контрольно-измерительных приборов и автоматики/повышение квалификации 14919 Наладчик контрольно-измерительных приборов и автоматики/Лекции МДК 01.01  07 Проверка сопротивления изоляции, фазировка, проверка полярности.docx
@@ -29,7 +29,7 @@
           <w:i/>
           <w:sz w:val="28"/>
         </w:rPr>
-        <w:t>(повышения квалификации на 6-7 разряды)</w:t>
+        <w:t>Для профессии 14919 «Наладчик контрольно-измерительных приборов и автоматики» (повышения квалификации на 6-7 разряды)</w:t>
       </w:r>
     </w:p>
     <w:p>

--- a/Наладчик контрольно-измерительных приборов и автоматики/повышение квалификации 14919 Наладчик контрольно-измерительных приборов и автоматики/Лекции МДК 01.01  07 Проверка сопротивления изоляции, фазировка, проверка полярности.docx
+++ b/Наладчик контрольно-измерительных приборов и автоматики/повышение квалификации 14919 Наладчик контрольно-измерительных приборов и автоматики/Лекции МДК 01.01  07 Проверка сопротивления изоляции, фазировка, проверка полярности.docx
@@ -291,6 +291,849 @@
       <w:pPr>
         <w:spacing w:before="240" w:after="120" w:line="360" w:lineRule="auto"/>
       </w:pPr>
+    </w:p>
+    <w:p/>
+    <w:tbl>
+      <w:tblPr>
+        <w:tblStyle w:val="TableGrid"/>
+        <w:tblW w:type="auto" w:w="0"/>
+        <w:jc w:val="center"/>
+        <w:tblLook w:firstColumn="1" w:firstRow="1" w:lastColumn="0" w:lastRow="0" w:noHBand="0" w:noVBand="1" w:val="04A0"/>
+      </w:tblPr>
+      <w:tblGrid>
+        <w:gridCol w:w="2339"/>
+        <w:gridCol w:w="2339"/>
+        <w:gridCol w:w="2339"/>
+        <w:gridCol w:w="2339"/>
+      </w:tblGrid>
+      <w:tr>
+        <w:tc>
+          <w:tcPr>
+            <w:tcW w:type="dxa" w:w="2339"/>
+          </w:tcPr>
+          <w:p>
+            <w:pPr>
+              <w:jc w:val="center"/>
+            </w:pPr>
+            <w:r>
+              <w:rPr>
+                <w:b/>
+                <w:sz w:val="18"/>
+              </w:rPr>
+              <w:t>Вид проверки</w:t>
+            </w:r>
+          </w:p>
+        </w:tc>
+        <w:tc>
+          <w:tcPr>
+            <w:tcW w:type="dxa" w:w="2339"/>
+          </w:tcPr>
+          <w:p>
+            <w:pPr>
+              <w:jc w:val="center"/>
+            </w:pPr>
+            <w:r>
+              <w:rPr>
+                <w:b/>
+                <w:sz w:val="18"/>
+              </w:rPr>
+              <w:t>Инструмент</w:t>
+            </w:r>
+          </w:p>
+        </w:tc>
+        <w:tc>
+          <w:tcPr>
+            <w:tcW w:type="dxa" w:w="2339"/>
+          </w:tcPr>
+          <w:p>
+            <w:pPr>
+              <w:jc w:val="center"/>
+            </w:pPr>
+            <w:r>
+              <w:rPr>
+                <w:b/>
+                <w:sz w:val="18"/>
+              </w:rPr>
+              <w:t>Методика</w:t>
+            </w:r>
+          </w:p>
+        </w:tc>
+        <w:tc>
+          <w:tcPr>
+            <w:tcW w:type="dxa" w:w="2339"/>
+          </w:tcPr>
+          <w:p>
+            <w:pPr>
+              <w:jc w:val="center"/>
+            </w:pPr>
+            <w:r>
+              <w:rPr>
+                <w:b/>
+                <w:sz w:val="18"/>
+              </w:rPr>
+              <w:t>Критерий соответствия</w:t>
+            </w:r>
+          </w:p>
+        </w:tc>
+      </w:tr>
+      <w:tr>
+        <w:tc>
+          <w:tcPr>
+            <w:tcW w:type="dxa" w:w="2339"/>
+          </w:tcPr>
+          <w:p>
+            <w:r>
+              <w:rPr>
+                <w:sz w:val="18"/>
+              </w:rPr>
+              <w:t>Фазировка кабелей</w:t>
+            </w:r>
+          </w:p>
+        </w:tc>
+        <w:tc>
+          <w:tcPr>
+            <w:tcW w:type="dxa" w:w="2339"/>
+          </w:tcPr>
+          <w:p>
+            <w:r>
+              <w:rPr>
+                <w:sz w:val="18"/>
+              </w:rPr>
+              <w:t>Фазоуказатель, мультиметр</w:t>
+            </w:r>
+          </w:p>
+        </w:tc>
+        <w:tc>
+          <w:tcPr>
+            <w:tcW w:type="dxa" w:w="2339"/>
+          </w:tcPr>
+          <w:p>
+            <w:r>
+              <w:rPr>
+                <w:sz w:val="18"/>
+              </w:rPr>
+              <w:t>Сравнение фаз на концах линии</w:t>
+            </w:r>
+          </w:p>
+        </w:tc>
+        <w:tc>
+          <w:tcPr>
+            <w:tcW w:type="dxa" w:w="2339"/>
+          </w:tcPr>
+          <w:p>
+            <w:r>
+              <w:rPr>
+                <w:sz w:val="18"/>
+              </w:rPr>
+              <w:t>Совпадение фаз А-А, В-В, С-С</w:t>
+            </w:r>
+          </w:p>
+        </w:tc>
+      </w:tr>
+      <w:tr>
+        <w:tc>
+          <w:tcPr>
+            <w:tcW w:type="dxa" w:w="2339"/>
+          </w:tcPr>
+          <w:p>
+            <w:r>
+              <w:rPr>
+                <w:sz w:val="18"/>
+              </w:rPr>
+              <w:t>Полярность трансформаторов тока</w:t>
+            </w:r>
+          </w:p>
+        </w:tc>
+        <w:tc>
+          <w:tcPr>
+            <w:tcW w:type="dxa" w:w="2339"/>
+          </w:tcPr>
+          <w:p>
+            <w:r>
+              <w:rPr>
+                <w:sz w:val="18"/>
+              </w:rPr>
+              <w:t>Батарея и вольтметр</w:t>
+            </w:r>
+          </w:p>
+        </w:tc>
+        <w:tc>
+          <w:tcPr>
+            <w:tcW w:type="dxa" w:w="2339"/>
+          </w:tcPr>
+          <w:p>
+            <w:r>
+              <w:rPr>
+                <w:sz w:val="18"/>
+              </w:rPr>
+              <w:t>Метод гальванометра</w:t>
+            </w:r>
+          </w:p>
+        </w:tc>
+        <w:tc>
+          <w:tcPr>
+            <w:tcW w:type="dxa" w:w="2339"/>
+          </w:tcPr>
+          <w:p>
+            <w:r>
+              <w:rPr>
+                <w:sz w:val="18"/>
+              </w:rPr>
+              <w:t>Отклонение стрелки в правильном направлении</w:t>
+            </w:r>
+          </w:p>
+        </w:tc>
+      </w:tr>
+      <w:tr>
+        <w:tc>
+          <w:tcPr>
+            <w:tcW w:type="dxa" w:w="2339"/>
+          </w:tcPr>
+          <w:p>
+            <w:r>
+              <w:rPr>
+                <w:sz w:val="18"/>
+              </w:rPr>
+              <w:t>Полярность трансформаторов напряжения</w:t>
+            </w:r>
+          </w:p>
+        </w:tc>
+        <w:tc>
+          <w:tcPr>
+            <w:tcW w:type="dxa" w:w="2339"/>
+          </w:tcPr>
+          <w:p>
+            <w:r>
+              <w:rPr>
+                <w:sz w:val="18"/>
+              </w:rPr>
+              <w:t>Фазометр</w:t>
+            </w:r>
+          </w:p>
+        </w:tc>
+        <w:tc>
+          <w:tcPr>
+            <w:tcW w:type="dxa" w:w="2339"/>
+          </w:tcPr>
+          <w:p>
+            <w:r>
+              <w:rPr>
+                <w:sz w:val="18"/>
+              </w:rPr>
+              <w:t>Сравнение входного и выходного</w:t>
+            </w:r>
+          </w:p>
+        </w:tc>
+        <w:tc>
+          <w:tcPr>
+            <w:tcW w:type="dxa" w:w="2339"/>
+          </w:tcPr>
+          <w:p>
+            <w:r>
+              <w:rPr>
+                <w:sz w:val="18"/>
+              </w:rPr>
+              <w:t>Совпадение углов</w:t>
+            </w:r>
+          </w:p>
+        </w:tc>
+      </w:tr>
+      <w:tr>
+        <w:tc>
+          <w:tcPr>
+            <w:tcW w:type="dxa" w:w="2339"/>
+          </w:tcPr>
+          <w:p>
+            <w:r>
+              <w:rPr>
+                <w:sz w:val="18"/>
+              </w:rPr>
+              <w:t>Чередование фаз</w:t>
+            </w:r>
+          </w:p>
+        </w:tc>
+        <w:tc>
+          <w:tcPr>
+            <w:tcW w:type="dxa" w:w="2339"/>
+          </w:tcPr>
+          <w:p>
+            <w:r>
+              <w:rPr>
+                <w:sz w:val="18"/>
+              </w:rPr>
+              <w:t>Фазоуказатель</w:t>
+            </w:r>
+          </w:p>
+        </w:tc>
+        <w:tc>
+          <w:tcPr>
+            <w:tcW w:type="dxa" w:w="2339"/>
+          </w:tcPr>
+          <w:p>
+            <w:r>
+              <w:rPr>
+                <w:sz w:val="18"/>
+              </w:rPr>
+              <w:t>Проверка направления вращения</w:t>
+            </w:r>
+          </w:p>
+        </w:tc>
+        <w:tc>
+          <w:tcPr>
+            <w:tcW w:type="dxa" w:w="2339"/>
+          </w:tcPr>
+          <w:p>
+            <w:r>
+              <w:rPr>
+                <w:sz w:val="18"/>
+              </w:rPr>
+              <w:t>Прямое чередование А→В→С</w:t>
+            </w:r>
+          </w:p>
+        </w:tc>
+      </w:tr>
+      <w:tr>
+        <w:tc>
+          <w:tcPr>
+            <w:tcW w:type="dxa" w:w="2339"/>
+          </w:tcPr>
+          <w:p>
+            <w:r>
+              <w:rPr>
+                <w:sz w:val="18"/>
+              </w:rPr>
+              <w:t>Полярность диодов и тиристоров</w:t>
+            </w:r>
+          </w:p>
+        </w:tc>
+        <w:tc>
+          <w:tcPr>
+            <w:tcW w:type="dxa" w:w="2339"/>
+          </w:tcPr>
+          <w:p>
+            <w:r>
+              <w:rPr>
+                <w:sz w:val="18"/>
+              </w:rPr>
+              <w:t>Мультиметр</w:t>
+            </w:r>
+          </w:p>
+        </w:tc>
+        <w:tc>
+          <w:tcPr>
+            <w:tcW w:type="dxa" w:w="2339"/>
+          </w:tcPr>
+          <w:p>
+            <w:r>
+              <w:rPr>
+                <w:sz w:val="18"/>
+              </w:rPr>
+              <w:t>Измерение прямого и обратного R</w:t>
+            </w:r>
+          </w:p>
+        </w:tc>
+        <w:tc>
+          <w:tcPr>
+            <w:tcW w:type="dxa" w:w="2339"/>
+          </w:tcPr>
+          <w:p>
+            <w:r>
+              <w:rPr>
+                <w:sz w:val="18"/>
+              </w:rPr>
+              <w:t>Rпр &lt;&lt; Rобр</w:t>
+            </w:r>
+          </w:p>
+        </w:tc>
+      </w:tr>
+    </w:tbl>
+    <w:p>
+      <w:pPr>
+        <w:jc w:val="center"/>
+      </w:pPr>
+      <w:r>
+        <w:rPr>
+          <w:b/>
+          <w:i w:val="0"/>
+          <w:sz w:val="20"/>
+        </w:rPr>
+        <w:t>Таблица 2. Проверка фазировки и полярности</w:t>
+      </w:r>
+    </w:p>
+    <w:p/>
+    <w:tbl>
+      <w:tblPr>
+        <w:tblStyle w:val="TableGrid"/>
+        <w:tblW w:type="auto" w:w="0"/>
+        <w:jc w:val="center"/>
+        <w:tblLook w:firstColumn="1" w:firstRow="1" w:lastColumn="0" w:lastRow="0" w:noHBand="0" w:noVBand="1" w:val="04A0"/>
+      </w:tblPr>
+      <w:tblGrid>
+        <w:gridCol w:w="2339"/>
+        <w:gridCol w:w="2339"/>
+        <w:gridCol w:w="2339"/>
+        <w:gridCol w:w="2339"/>
+      </w:tblGrid>
+      <w:tr>
+        <w:tc>
+          <w:tcPr>
+            <w:tcW w:type="dxa" w:w="2339"/>
+          </w:tcPr>
+          <w:p>
+            <w:pPr>
+              <w:jc w:val="center"/>
+            </w:pPr>
+            <w:r>
+              <w:rPr>
+                <w:b/>
+                <w:sz w:val="18"/>
+              </w:rPr>
+              <w:t>Вид электрооборудования</w:t>
+            </w:r>
+          </w:p>
+        </w:tc>
+        <w:tc>
+          <w:tcPr>
+            <w:tcW w:type="dxa" w:w="2339"/>
+          </w:tcPr>
+          <w:p>
+            <w:pPr>
+              <w:jc w:val="center"/>
+            </w:pPr>
+            <w:r>
+              <w:rPr>
+                <w:b/>
+                <w:sz w:val="18"/>
+              </w:rPr>
+              <w:t>Напряжение (кВ)</w:t>
+            </w:r>
+          </w:p>
+        </w:tc>
+        <w:tc>
+          <w:tcPr>
+            <w:tcW w:type="dxa" w:w="2339"/>
+          </w:tcPr>
+          <w:p>
+            <w:pPr>
+              <w:jc w:val="center"/>
+            </w:pPr>
+            <w:r>
+              <w:rPr>
+                <w:b/>
+                <w:sz w:val="18"/>
+              </w:rPr>
+              <w:t>Норма R изоляции (МОм)</w:t>
+            </w:r>
+          </w:p>
+        </w:tc>
+        <w:tc>
+          <w:tcPr>
+            <w:tcW w:type="dxa" w:w="2339"/>
+          </w:tcPr>
+          <w:p>
+            <w:pPr>
+              <w:jc w:val="center"/>
+            </w:pPr>
+            <w:r>
+              <w:rPr>
+                <w:b/>
+                <w:sz w:val="18"/>
+              </w:rPr>
+              <w:t>Прибор для измерения</w:t>
+            </w:r>
+          </w:p>
+        </w:tc>
+      </w:tr>
+      <w:tr>
+        <w:tc>
+          <w:tcPr>
+            <w:tcW w:type="dxa" w:w="2339"/>
+          </w:tcPr>
+          <w:p>
+            <w:r>
+              <w:rPr>
+                <w:sz w:val="18"/>
+              </w:rPr>
+              <w:t>Силовые кабели до 1 кВ</w:t>
+            </w:r>
+          </w:p>
+        </w:tc>
+        <w:tc>
+          <w:tcPr>
+            <w:tcW w:type="dxa" w:w="2339"/>
+          </w:tcPr>
+          <w:p>
+            <w:r>
+              <w:rPr>
+                <w:sz w:val="18"/>
+              </w:rPr>
+              <w:t>до 1</w:t>
+            </w:r>
+          </w:p>
+        </w:tc>
+        <w:tc>
+          <w:tcPr>
+            <w:tcW w:type="dxa" w:w="2339"/>
+          </w:tcPr>
+          <w:p>
+            <w:r>
+              <w:rPr>
+                <w:sz w:val="18"/>
+              </w:rPr>
+              <w:t>не менее 0,5</w:t>
+            </w:r>
+          </w:p>
+        </w:tc>
+        <w:tc>
+          <w:tcPr>
+            <w:tcW w:type="dxa" w:w="2339"/>
+          </w:tcPr>
+          <w:p>
+            <w:r>
+              <w:rPr>
+                <w:sz w:val="18"/>
+              </w:rPr>
+              <w:t>Мегаомметр 500 В</w:t>
+            </w:r>
+          </w:p>
+        </w:tc>
+      </w:tr>
+      <w:tr>
+        <w:tc>
+          <w:tcPr>
+            <w:tcW w:type="dxa" w:w="2339"/>
+          </w:tcPr>
+          <w:p>
+            <w:r>
+              <w:rPr>
+                <w:sz w:val="18"/>
+              </w:rPr>
+              <w:t>Силовые кабели 1-10 кВ</w:t>
+            </w:r>
+          </w:p>
+        </w:tc>
+        <w:tc>
+          <w:tcPr>
+            <w:tcW w:type="dxa" w:w="2339"/>
+          </w:tcPr>
+          <w:p>
+            <w:r>
+              <w:rPr>
+                <w:sz w:val="18"/>
+              </w:rPr>
+              <w:t>1-10</w:t>
+            </w:r>
+          </w:p>
+        </w:tc>
+        <w:tc>
+          <w:tcPr>
+            <w:tcW w:type="dxa" w:w="2339"/>
+          </w:tcPr>
+          <w:p>
+            <w:r>
+              <w:rPr>
+                <w:sz w:val="18"/>
+              </w:rPr>
+              <w:t>не менее 10</w:t>
+            </w:r>
+          </w:p>
+        </w:tc>
+        <w:tc>
+          <w:tcPr>
+            <w:tcW w:type="dxa" w:w="2339"/>
+          </w:tcPr>
+          <w:p>
+            <w:r>
+              <w:rPr>
+                <w:sz w:val="18"/>
+              </w:rPr>
+              <w:t>Мегаомметр 2500 В</w:t>
+            </w:r>
+          </w:p>
+        </w:tc>
+      </w:tr>
+      <w:tr>
+        <w:tc>
+          <w:tcPr>
+            <w:tcW w:type="dxa" w:w="2339"/>
+          </w:tcPr>
+          <w:p>
+            <w:r>
+              <w:rPr>
+                <w:sz w:val="18"/>
+              </w:rPr>
+              <w:t>Цепи управления и сигнализации</w:t>
+            </w:r>
+          </w:p>
+        </w:tc>
+        <w:tc>
+          <w:tcPr>
+            <w:tcW w:type="dxa" w:w="2339"/>
+          </w:tcPr>
+          <w:p>
+            <w:r>
+              <w:rPr>
+                <w:sz w:val="18"/>
+              </w:rPr>
+              <w:t>до 0,66</w:t>
+            </w:r>
+          </w:p>
+        </w:tc>
+        <w:tc>
+          <w:tcPr>
+            <w:tcW w:type="dxa" w:w="2339"/>
+          </w:tcPr>
+          <w:p>
+            <w:r>
+              <w:rPr>
+                <w:sz w:val="18"/>
+              </w:rPr>
+              <w:t>не менее 1</w:t>
+            </w:r>
+          </w:p>
+        </w:tc>
+        <w:tc>
+          <w:tcPr>
+            <w:tcW w:type="dxa" w:w="2339"/>
+          </w:tcPr>
+          <w:p>
+            <w:r>
+              <w:rPr>
+                <w:sz w:val="18"/>
+              </w:rPr>
+              <w:t>Мегаомметр 500 В</w:t>
+            </w:r>
+          </w:p>
+        </w:tc>
+      </w:tr>
+      <w:tr>
+        <w:tc>
+          <w:tcPr>
+            <w:tcW w:type="dxa" w:w="2339"/>
+          </w:tcPr>
+          <w:p>
+            <w:r>
+              <w:rPr>
+                <w:sz w:val="18"/>
+              </w:rPr>
+              <w:t>Вторичные цепи РЗиА</w:t>
+            </w:r>
+          </w:p>
+        </w:tc>
+        <w:tc>
+          <w:tcPr>
+            <w:tcW w:type="dxa" w:w="2339"/>
+          </w:tcPr>
+          <w:p>
+            <w:r>
+              <w:rPr>
+                <w:sz w:val="18"/>
+              </w:rPr>
+              <w:t>до 1</w:t>
+            </w:r>
+          </w:p>
+        </w:tc>
+        <w:tc>
+          <w:tcPr>
+            <w:tcW w:type="dxa" w:w="2339"/>
+          </w:tcPr>
+          <w:p>
+            <w:r>
+              <w:rPr>
+                <w:sz w:val="18"/>
+              </w:rPr>
+              <w:t>не менее 1</w:t>
+            </w:r>
+          </w:p>
+        </w:tc>
+        <w:tc>
+          <w:tcPr>
+            <w:tcW w:type="dxa" w:w="2339"/>
+          </w:tcPr>
+          <w:p>
+            <w:r>
+              <w:rPr>
+                <w:sz w:val="18"/>
+              </w:rPr>
+              <w:t>Мегаомметр 500-1000 В</w:t>
+            </w:r>
+          </w:p>
+        </w:tc>
+      </w:tr>
+      <w:tr>
+        <w:tc>
+          <w:tcPr>
+            <w:tcW w:type="dxa" w:w="2339"/>
+          </w:tcPr>
+          <w:p>
+            <w:r>
+              <w:rPr>
+                <w:sz w:val="18"/>
+              </w:rPr>
+              <w:t>Обмотки электродвигателей до 1 кВ</w:t>
+            </w:r>
+          </w:p>
+        </w:tc>
+        <w:tc>
+          <w:tcPr>
+            <w:tcW w:type="dxa" w:w="2339"/>
+          </w:tcPr>
+          <w:p>
+            <w:r>
+              <w:rPr>
+                <w:sz w:val="18"/>
+              </w:rPr>
+              <w:t>до 1</w:t>
+            </w:r>
+          </w:p>
+        </w:tc>
+        <w:tc>
+          <w:tcPr>
+            <w:tcW w:type="dxa" w:w="2339"/>
+          </w:tcPr>
+          <w:p>
+            <w:r>
+              <w:rPr>
+                <w:sz w:val="18"/>
+              </w:rPr>
+              <w:t>не менее 1</w:t>
+            </w:r>
+          </w:p>
+        </w:tc>
+        <w:tc>
+          <w:tcPr>
+            <w:tcW w:type="dxa" w:w="2339"/>
+          </w:tcPr>
+          <w:p>
+            <w:r>
+              <w:rPr>
+                <w:sz w:val="18"/>
+              </w:rPr>
+              <w:t>Мегаомметр 1000 В</w:t>
+            </w:r>
+          </w:p>
+        </w:tc>
+      </w:tr>
+      <w:tr>
+        <w:tc>
+          <w:tcPr>
+            <w:tcW w:type="dxa" w:w="2339"/>
+          </w:tcPr>
+          <w:p>
+            <w:r>
+              <w:rPr>
+                <w:sz w:val="18"/>
+              </w:rPr>
+              <w:t>Обмотки электродвигателей выше 1 кВ</w:t>
+            </w:r>
+          </w:p>
+        </w:tc>
+        <w:tc>
+          <w:tcPr>
+            <w:tcW w:type="dxa" w:w="2339"/>
+          </w:tcPr>
+          <w:p>
+            <w:r>
+              <w:rPr>
+                <w:sz w:val="18"/>
+              </w:rPr>
+              <w:t>1-10</w:t>
+            </w:r>
+          </w:p>
+        </w:tc>
+        <w:tc>
+          <w:tcPr>
+            <w:tcW w:type="dxa" w:w="2339"/>
+          </w:tcPr>
+          <w:p>
+            <w:r>
+              <w:rPr>
+                <w:sz w:val="18"/>
+              </w:rPr>
+              <w:t>не менее 10</w:t>
+            </w:r>
+          </w:p>
+        </w:tc>
+        <w:tc>
+          <w:tcPr>
+            <w:tcW w:type="dxa" w:w="2339"/>
+          </w:tcPr>
+          <w:p>
+            <w:r>
+              <w:rPr>
+                <w:sz w:val="18"/>
+              </w:rPr>
+              <w:t>Мегаомметр 2500 В</w:t>
+            </w:r>
+          </w:p>
+        </w:tc>
+      </w:tr>
+    </w:tbl>
+    <w:p>
+      <w:pPr>
+        <w:jc w:val="center"/>
+      </w:pPr>
+      <w:r>
+        <w:rPr>
+          <w:b/>
+          <w:i w:val="0"/>
+          <w:sz w:val="20"/>
+        </w:rPr>
+        <w:t>Таблица 1. Нормы сопротивления изоляции (6-7 разряд)</w:t>
+      </w:r>
+    </w:p>
+    <w:p/>
+    <w:p>
+      <w:pPr>
+        <w:jc w:val="center"/>
+      </w:pPr>
+      <w:r>
+        <w:drawing>
+          <wp:inline xmlns:a="http://schemas.openxmlformats.org/drawingml/2006/main" xmlns:pic="http://schemas.openxmlformats.org/drawingml/2006/picture">
+            <wp:extent cx="4572000" cy="2717903"/>
+            <wp:docPr id="1" name="Picture 1"/>
+            <wp:cNvGraphicFramePr>
+              <a:graphicFrameLocks noChangeAspect="1"/>
+            </wp:cNvGraphicFramePr>
+            <a:graphic>
+              <a:graphicData uri="http://schemas.openxmlformats.org/drawingml/2006/picture">
+                <pic:pic>
+                  <pic:nvPicPr>
+                    <pic:cNvPr id="0" name="kpk_mdk07.png"/>
+                    <pic:cNvPicPr/>
+                  </pic:nvPicPr>
+                  <pic:blipFill>
+                    <a:blip r:embed="rId9"/>
+                    <a:stretch>
+                      <a:fillRect/>
+                    </a:stretch>
+                  </pic:blipFill>
+                  <pic:spPr>
+                    <a:xfrm>
+                      <a:off x="0" y="0"/>
+                      <a:ext cx="4572000" cy="2717903"/>
+                    </a:xfrm>
+                    <a:prstGeom prst="rect"/>
+                  </pic:spPr>
+                </pic:pic>
+              </a:graphicData>
+            </a:graphic>
+          </wp:inline>
+        </w:drawing>
+      </w:r>
+    </w:p>
+    <w:p>
+      <w:pPr>
+        <w:jc w:val="center"/>
+      </w:pPr>
+      <w:r>
+        <w:rPr>
+          <w:b w:val="0"/>
+          <w:i/>
+          <w:sz w:val="20"/>
+        </w:rPr>
+        <w:t>Рисунок 1. Нормативные и измеренные значения сопротивления изоляции</w:t>
+      </w:r>
     </w:p>
     <w:p>
       <w:pPr>
